--- a/docs/paper/davasko-llm-wiki.ru.docx
+++ b/docs/paper/davasko-llm-wiki.ru.docx
@@ -96,7 +96,7 @@
         <w:rPr>
           <w:rFonts w:ascii="Times New Roman" w:hAnsi="Times New Roman" w:cs="Times New Roman" w:eastAsia="Times New Roman"/>
         </w:rPr>
-        <w:t>Эмпирически проверяется, превосходит ли курируемый гибридный (символьный и семантический) слой поиска по базе знаний тривиальный лексический поиск по файлам при заземлении LLM-агентов. Подробно описана архитектура системы: слоевая модель со строго нисходящими зависимостями, отделяющая иммутабельные снимки источников от производных курируемых страниц с провенансом по контент-хешам; гибридный ретривер с адаптивным порогом на запрос; и дедуплицированная, общая для машины модель эмбеддингов, разрешаемая через системную метку. На развёрнутой базе из 162 документов с 15 размеченными запросами вычислены recall@5, MRR и nDCG@5 для предложенного движка и базлайнов. Семантический поиск даёт recall@5 0.633 и MRR 0.718 против 0.333 и 0.435 у лексического базлайна; структурный чанкинг превосходит оконный на 7.8% MRR; эмбеддинг на графическом процессоре даёт восьмикратное ускорение. Слой поиска оправдан измерением.</w:t>
+        <w:t>Эмпирически проверяется, превосходит ли курируемый гибридный (символьный и семантический) слой поиска по базе знаний тривиальный лексический поиск по файлам при заземлении LLM-агентов. Подробно описана архитектура системы: слоевая модель со строго нисходящими зависимостями, отделяющая иммутабельные снимки источников от производных курируемых страниц с провенансом по контент-хешам; гибридный ретривер с адаптивным порогом на запрос; и дедуплицированная, общая для машины модель эмбеддингов, разрешаемая через системную метку. На развёрнутой базе из 162 документов с 15 размеченными запросами вычислены recall@5, MRR и nDCG@5 для предложенного движка и базлайнов. Семантический поиск даёт recall@5 0.633 и MRR 0.718 против 0.333 и 0.435 у лексического базлайна; структурный чанкинг превосходит оконный на 7.8% MRR; эмбеддинг на графическом процессоре даёт восьмикратное ускорение. Стресс-тест на трёх режимах запросов (смысл, тема, точный идентификатор) дополнительно вскрыл и устранил неработавший символьный поток, удвоив поиск по точному идентификатору. Слой поиска оправдан измерением.</w:t>
       </w:r>
     </w:p>
     <w:p>
@@ -2968,6 +2968,795 @@
     <w:p>
       <w:pPr>
         <w:keepNext/>
+        <w:spacing w:before="200" w:after="80"/>
+        <w:jc w:val="left"/>
+      </w:pPr>
+      <w:r>
+        <w:rPr>
+          <w:rFonts w:ascii="Times New Roman" w:hAnsi="Times New Roman" w:cs="Times New Roman" w:eastAsia="Times New Roman"/>
+          <w:b/>
+          <w:sz w:val="24"/>
+        </w:rPr>
+        <w:t>4.4 Стресс-тест и оживление символьного потока</w:t>
+      </w:r>
+    </w:p>
+    <w:p>
+      <w:pPr>
+        <w:spacing w:before="0" w:after="0"/>
+        <w:ind w:firstLine="397"/>
+        <w:jc w:val="both"/>
+      </w:pPr>
+      <w:r>
+        <w:rPr>
+          <w:rFonts w:ascii="Times New Roman" w:hAnsi="Times New Roman" w:cs="Times New Roman" w:eastAsia="Times New Roman"/>
+        </w:rPr>
+        <w:t>Помимо 15-запросного регрессионного набора, движок прогнан под нагрузкой на трёх бóльших режимах запросов, построенных на полном развёртывании из 345 документов, каждый проверяет свой режим поиска (Таблица 6): (R1) тема -&gt; документ, где запрос — тематический ярлык документа (лексически лёгкий); (R2) кросс-язычные и перефразированные вопросы без общих поверхностных токенов с целевым документом, где лексический базлайн не может выиграть по построению; (R3) точные уникальные код-идентификаторы (частота документа один), лучший случай для лексического поиска.</w:t>
+      </w:r>
+    </w:p>
+    <w:p>
+      <w:pPr>
+        <w:spacing w:before="0" w:after="0"/>
+        <w:ind w:firstLine="397"/>
+        <w:jc w:val="both"/>
+      </w:pPr>
+      <w:r>
+        <w:rPr>
+          <w:rFonts w:ascii="Times New Roman" w:hAnsi="Times New Roman" w:cs="Times New Roman" w:eastAsia="Times New Roman"/>
+        </w:rPr>
+        <w:t>Итог резко расходится по режимам. На смысловых запросах (R2) плотный поиск примерно утроил лексический базлайн (recall@5 0.684 против 0.237); на точных идентификаторах (R3) лексический базлайн доминировал (0.990 против 0.286). R3 также вскрыл дефект: гибрид в точности совпал с семантическим ретривером, то есть символьный поток не вносил ничего. Причина: индексатор заполнял symbols документа только из YAML-frontmatter, оставляя raw- и код-документы с пустыми наборами символов, так что Stream A нечего было сопоставлять. Исправление — автоматическое извлечение код-идентификаторов (PascalCase, интерфейсы I*, поля m_*) из содержимого документа в индекс — подняло долю документов с проиндексированными символами с 76 до 292 из 346 и на R3 удвоило recall@5 гибрида и повысило MRR примерно на 150% без регресса на R1 и R2 (Таблица 7). Потоки комплементарны: плотный поиск владеет смыслом, оживший символьный поток возвращает поиск по точному идентификатору, а дословный скан файлов остаётся сильнейшим для буквальных токенов. Это ещё один пример продиктованного измерениями цикла: стресс-тест выявил молчаливый отказ, который агрегатная точность на исходном наборе скрывала.</w:t>
+      </w:r>
+    </w:p>
+    <w:p>
+      <w:pPr>
+        <w:spacing w:before="120" w:after="40"/>
+        <w:jc w:val="left"/>
+      </w:pPr>
+      <w:r>
+        <w:rPr>
+          <w:rFonts w:ascii="Times New Roman" w:hAnsi="Times New Roman" w:cs="Times New Roman" w:eastAsia="Times New Roman"/>
+          <w:b/>
+          <w:color w:val="5B6573"/>
+          <w:sz w:val="21"/>
+        </w:rPr>
+        <w:t>Таблица 6 - Стресс-тест трёх режимов, recall@5 (полный корпус 345 документов)</w:t>
+      </w:r>
+    </w:p>
+    <w:tbl>
+      <w:tblPr>
+        <w:tblStyle w:val="TableGrid"/>
+        <w:tblW w:type="auto" w:w="0"/>
+        <w:jc w:val="center"/>
+        <w:tblLook w:firstColumn="1" w:firstRow="1" w:lastColumn="0" w:lastRow="0" w:noHBand="0" w:noVBand="1" w:val="04A0"/>
+      </w:tblPr>
+      <w:tblGrid>
+        <w:gridCol w:w="1814"/>
+        <w:gridCol w:w="1814"/>
+        <w:gridCol w:w="1814"/>
+        <w:gridCol w:w="1814"/>
+        <w:gridCol w:w="1814"/>
+      </w:tblGrid>
+      <w:tr>
+        <w:tc>
+          <w:tcPr>
+            <w:tcW w:type="dxa" w:w="1814"/>
+            <w:shd w:val="clear" w:fill="EDEFF2"/>
+          </w:tcPr>
+          <w:p>
+            <w:pPr>
+              <w:spacing w:line="240" w:lineRule="auto" w:after="0"/>
+              <w:jc w:val="left"/>
+            </w:pPr>
+            <w:r/>
+            <w:r>
+              <w:rPr>
+                <w:rFonts w:ascii="Times New Roman" w:hAnsi="Times New Roman" w:cs="Times New Roman" w:eastAsia="Times New Roman"/>
+                <w:b/>
+                <w:sz w:val="21"/>
+              </w:rPr>
+              <w:t>Режим запросов</w:t>
+            </w:r>
+          </w:p>
+        </w:tc>
+        <w:tc>
+          <w:tcPr>
+            <w:tcW w:type="dxa" w:w="1814"/>
+            <w:shd w:val="clear" w:fill="EDEFF2"/>
+          </w:tcPr>
+          <w:p>
+            <w:pPr>
+              <w:spacing w:line="240" w:lineRule="auto" w:after="0"/>
+              <w:jc w:val="right"/>
+            </w:pPr>
+            <w:r/>
+            <w:r>
+              <w:rPr>
+                <w:rFonts w:ascii="Times New Roman" w:hAnsi="Times New Roman" w:cs="Times New Roman" w:eastAsia="Times New Roman"/>
+                <w:b/>
+                <w:sz w:val="21"/>
+              </w:rPr>
+              <w:t>n</w:t>
+            </w:r>
+          </w:p>
+        </w:tc>
+        <w:tc>
+          <w:tcPr>
+            <w:tcW w:type="dxa" w:w="1814"/>
+            <w:shd w:val="clear" w:fill="EDEFF2"/>
+          </w:tcPr>
+          <w:p>
+            <w:pPr>
+              <w:spacing w:line="240" w:lineRule="auto" w:after="0"/>
+              <w:jc w:val="right"/>
+            </w:pPr>
+            <w:r/>
+            <w:r>
+              <w:rPr>
+                <w:rFonts w:ascii="Times New Roman" w:hAnsi="Times New Roman" w:cs="Times New Roman" w:eastAsia="Times New Roman"/>
+                <w:b/>
+                <w:sz w:val="21"/>
+              </w:rPr>
+              <w:t>hybrid</w:t>
+            </w:r>
+          </w:p>
+        </w:tc>
+        <w:tc>
+          <w:tcPr>
+            <w:tcW w:type="dxa" w:w="1814"/>
+            <w:shd w:val="clear" w:fill="EDEFF2"/>
+          </w:tcPr>
+          <w:p>
+            <w:pPr>
+              <w:spacing w:line="240" w:lineRule="auto" w:after="0"/>
+              <w:jc w:val="right"/>
+            </w:pPr>
+            <w:r/>
+            <w:r>
+              <w:rPr>
+                <w:rFonts w:ascii="Times New Roman" w:hAnsi="Times New Roman" w:cs="Times New Roman" w:eastAsia="Times New Roman"/>
+                <w:b/>
+                <w:sz w:val="21"/>
+              </w:rPr>
+              <w:t>semantic</w:t>
+            </w:r>
+          </w:p>
+        </w:tc>
+        <w:tc>
+          <w:tcPr>
+            <w:tcW w:type="dxa" w:w="1814"/>
+            <w:shd w:val="clear" w:fill="EDEFF2"/>
+          </w:tcPr>
+          <w:p>
+            <w:pPr>
+              <w:spacing w:line="240" w:lineRule="auto" w:after="0"/>
+              <w:jc w:val="right"/>
+            </w:pPr>
+            <w:r/>
+            <w:r>
+              <w:rPr>
+                <w:rFonts w:ascii="Times New Roman" w:hAnsi="Times New Roman" w:cs="Times New Roman" w:eastAsia="Times New Roman"/>
+                <w:b/>
+                <w:sz w:val="21"/>
+              </w:rPr>
+              <w:t>lexical</w:t>
+            </w:r>
+          </w:p>
+        </w:tc>
+      </w:tr>
+      <w:tr>
+        <w:tc>
+          <w:tcPr>
+            <w:tcW w:type="dxa" w:w="1814"/>
+            <w:shd w:val="clear" w:fill="EEFAF4"/>
+          </w:tcPr>
+          <w:p>
+            <w:pPr>
+              <w:spacing w:line="240" w:lineRule="auto" w:after="0"/>
+              <w:jc w:val="left"/>
+            </w:pPr>
+            <w:r/>
+            <w:r>
+              <w:rPr>
+                <w:rFonts w:ascii="Times New Roman" w:hAnsi="Times New Roman" w:cs="Times New Roman" w:eastAsia="Times New Roman"/>
+                <w:b/>
+                <w:sz w:val="21"/>
+              </w:rPr>
+              <w:t>R2 - кросс-язык / парафраз (смысл)</w:t>
+            </w:r>
+          </w:p>
+        </w:tc>
+        <w:tc>
+          <w:tcPr>
+            <w:tcW w:type="dxa" w:w="1814"/>
+            <w:shd w:val="clear" w:fill="EEFAF4"/>
+          </w:tcPr>
+          <w:p>
+            <w:pPr>
+              <w:spacing w:line="240" w:lineRule="auto" w:after="0"/>
+              <w:jc w:val="right"/>
+            </w:pPr>
+            <w:r/>
+            <w:r>
+              <w:rPr>
+                <w:rFonts w:ascii="Times New Roman" w:hAnsi="Times New Roman" w:cs="Times New Roman" w:eastAsia="Times New Roman"/>
+                <w:sz w:val="21"/>
+              </w:rPr>
+              <w:t>38</w:t>
+            </w:r>
+          </w:p>
+        </w:tc>
+        <w:tc>
+          <w:tcPr>
+            <w:tcW w:type="dxa" w:w="1814"/>
+            <w:shd w:val="clear" w:fill="EEFAF4"/>
+          </w:tcPr>
+          <w:p>
+            <w:pPr>
+              <w:spacing w:line="240" w:lineRule="auto" w:after="0"/>
+              <w:jc w:val="right"/>
+            </w:pPr>
+            <w:r/>
+            <w:r>
+              <w:rPr>
+                <w:rFonts w:ascii="Times New Roman" w:hAnsi="Times New Roman" w:cs="Times New Roman" w:eastAsia="Times New Roman"/>
+                <w:sz w:val="21"/>
+              </w:rPr>
+              <w:t>0.684</w:t>
+            </w:r>
+          </w:p>
+        </w:tc>
+        <w:tc>
+          <w:tcPr>
+            <w:tcW w:type="dxa" w:w="1814"/>
+            <w:shd w:val="clear" w:fill="EEFAF4"/>
+          </w:tcPr>
+          <w:p>
+            <w:pPr>
+              <w:spacing w:line="240" w:lineRule="auto" w:after="0"/>
+              <w:jc w:val="right"/>
+            </w:pPr>
+            <w:r/>
+            <w:r>
+              <w:rPr>
+                <w:rFonts w:ascii="Times New Roman" w:hAnsi="Times New Roman" w:cs="Times New Roman" w:eastAsia="Times New Roman"/>
+                <w:sz w:val="21"/>
+              </w:rPr>
+              <w:t>0.684</w:t>
+            </w:r>
+          </w:p>
+        </w:tc>
+        <w:tc>
+          <w:tcPr>
+            <w:tcW w:type="dxa" w:w="1814"/>
+            <w:shd w:val="clear" w:fill="EEFAF4"/>
+          </w:tcPr>
+          <w:p>
+            <w:pPr>
+              <w:spacing w:line="240" w:lineRule="auto" w:after="0"/>
+              <w:jc w:val="right"/>
+            </w:pPr>
+            <w:r/>
+            <w:r>
+              <w:rPr>
+                <w:rFonts w:ascii="Times New Roman" w:hAnsi="Times New Roman" w:cs="Times New Roman" w:eastAsia="Times New Roman"/>
+                <w:sz w:val="21"/>
+              </w:rPr>
+              <w:t>0.237</w:t>
+            </w:r>
+          </w:p>
+        </w:tc>
+      </w:tr>
+      <w:tr>
+        <w:tc>
+          <w:tcPr>
+            <w:tcW w:type="dxa" w:w="1814"/>
+          </w:tcPr>
+          <w:p>
+            <w:pPr>
+              <w:spacing w:line="240" w:lineRule="auto" w:after="0"/>
+              <w:jc w:val="left"/>
+            </w:pPr>
+            <w:r/>
+            <w:r>
+              <w:rPr>
+                <w:rFonts w:ascii="Times New Roman" w:hAnsi="Times New Roman" w:cs="Times New Roman" w:eastAsia="Times New Roman"/>
+                <w:sz w:val="21"/>
+              </w:rPr>
+              <w:t>R1 - тема -&gt; документ</w:t>
+            </w:r>
+          </w:p>
+        </w:tc>
+        <w:tc>
+          <w:tcPr>
+            <w:tcW w:type="dxa" w:w="1814"/>
+          </w:tcPr>
+          <w:p>
+            <w:pPr>
+              <w:spacing w:line="240" w:lineRule="auto" w:after="0"/>
+              <w:jc w:val="right"/>
+            </w:pPr>
+            <w:r/>
+            <w:r>
+              <w:rPr>
+                <w:rFonts w:ascii="Times New Roman" w:hAnsi="Times New Roman" w:cs="Times New Roman" w:eastAsia="Times New Roman"/>
+                <w:sz w:val="21"/>
+              </w:rPr>
+              <w:t>100</w:t>
+            </w:r>
+          </w:p>
+        </w:tc>
+        <w:tc>
+          <w:tcPr>
+            <w:tcW w:type="dxa" w:w="1814"/>
+          </w:tcPr>
+          <w:p>
+            <w:pPr>
+              <w:spacing w:line="240" w:lineRule="auto" w:after="0"/>
+              <w:jc w:val="right"/>
+            </w:pPr>
+            <w:r/>
+            <w:r>
+              <w:rPr>
+                <w:rFonts w:ascii="Times New Roman" w:hAnsi="Times New Roman" w:cs="Times New Roman" w:eastAsia="Times New Roman"/>
+                <w:sz w:val="21"/>
+              </w:rPr>
+              <w:t>0.929</w:t>
+            </w:r>
+          </w:p>
+        </w:tc>
+        <w:tc>
+          <w:tcPr>
+            <w:tcW w:type="dxa" w:w="1814"/>
+          </w:tcPr>
+          <w:p>
+            <w:pPr>
+              <w:spacing w:line="240" w:lineRule="auto" w:after="0"/>
+              <w:jc w:val="right"/>
+            </w:pPr>
+            <w:r/>
+            <w:r>
+              <w:rPr>
+                <w:rFonts w:ascii="Times New Roman" w:hAnsi="Times New Roman" w:cs="Times New Roman" w:eastAsia="Times New Roman"/>
+                <w:sz w:val="21"/>
+              </w:rPr>
+              <w:t>0.929</w:t>
+            </w:r>
+          </w:p>
+        </w:tc>
+        <w:tc>
+          <w:tcPr>
+            <w:tcW w:type="dxa" w:w="1814"/>
+          </w:tcPr>
+          <w:p>
+            <w:pPr>
+              <w:spacing w:line="240" w:lineRule="auto" w:after="0"/>
+              <w:jc w:val="right"/>
+            </w:pPr>
+            <w:r/>
+            <w:r>
+              <w:rPr>
+                <w:rFonts w:ascii="Times New Roman" w:hAnsi="Times New Roman" w:cs="Times New Roman" w:eastAsia="Times New Roman"/>
+                <w:sz w:val="21"/>
+              </w:rPr>
+              <w:t>0.838</w:t>
+            </w:r>
+          </w:p>
+        </w:tc>
+      </w:tr>
+      <w:tr>
+        <w:tc>
+          <w:tcPr>
+            <w:tcW w:type="dxa" w:w="1814"/>
+          </w:tcPr>
+          <w:p>
+            <w:pPr>
+              <w:spacing w:line="240" w:lineRule="auto" w:after="0"/>
+              <w:jc w:val="left"/>
+            </w:pPr>
+            <w:r/>
+            <w:r>
+              <w:rPr>
+                <w:rFonts w:ascii="Times New Roman" w:hAnsi="Times New Roman" w:cs="Times New Roman" w:eastAsia="Times New Roman"/>
+                <w:sz w:val="21"/>
+              </w:rPr>
+              <w:t>R3 - точный уникальный идентификатор (после фикса)</w:t>
+            </w:r>
+          </w:p>
+        </w:tc>
+        <w:tc>
+          <w:tcPr>
+            <w:tcW w:type="dxa" w:w="1814"/>
+          </w:tcPr>
+          <w:p>
+            <w:pPr>
+              <w:spacing w:line="240" w:lineRule="auto" w:after="0"/>
+              <w:jc w:val="right"/>
+            </w:pPr>
+            <w:r/>
+            <w:r>
+              <w:rPr>
+                <w:rFonts w:ascii="Times New Roman" w:hAnsi="Times New Roman" w:cs="Times New Roman" w:eastAsia="Times New Roman"/>
+                <w:sz w:val="21"/>
+              </w:rPr>
+              <w:t>98</w:t>
+            </w:r>
+          </w:p>
+        </w:tc>
+        <w:tc>
+          <w:tcPr>
+            <w:tcW w:type="dxa" w:w="1814"/>
+          </w:tcPr>
+          <w:p>
+            <w:pPr>
+              <w:spacing w:line="240" w:lineRule="auto" w:after="0"/>
+              <w:jc w:val="right"/>
+            </w:pPr>
+            <w:r/>
+            <w:r>
+              <w:rPr>
+                <w:rFonts w:ascii="Times New Roman" w:hAnsi="Times New Roman" w:cs="Times New Roman" w:eastAsia="Times New Roman"/>
+                <w:sz w:val="21"/>
+              </w:rPr>
+              <w:t>0.576</w:t>
+            </w:r>
+          </w:p>
+        </w:tc>
+        <w:tc>
+          <w:tcPr>
+            <w:tcW w:type="dxa" w:w="1814"/>
+          </w:tcPr>
+          <w:p>
+            <w:pPr>
+              <w:spacing w:line="240" w:lineRule="auto" w:after="0"/>
+              <w:jc w:val="right"/>
+            </w:pPr>
+            <w:r/>
+            <w:r>
+              <w:rPr>
+                <w:rFonts w:ascii="Times New Roman" w:hAnsi="Times New Roman" w:cs="Times New Roman" w:eastAsia="Times New Roman"/>
+                <w:sz w:val="21"/>
+              </w:rPr>
+              <w:t>0.283</w:t>
+            </w:r>
+          </w:p>
+        </w:tc>
+        <w:tc>
+          <w:tcPr>
+            <w:tcW w:type="dxa" w:w="1814"/>
+          </w:tcPr>
+          <w:p>
+            <w:pPr>
+              <w:spacing w:line="240" w:lineRule="auto" w:after="0"/>
+              <w:jc w:val="right"/>
+            </w:pPr>
+            <w:r/>
+            <w:r>
+              <w:rPr>
+                <w:rFonts w:ascii="Times New Roman" w:hAnsi="Times New Roman" w:cs="Times New Roman" w:eastAsia="Times New Roman"/>
+                <w:sz w:val="21"/>
+              </w:rPr>
+              <w:t>0.990</w:t>
+            </w:r>
+          </w:p>
+        </w:tc>
+      </w:tr>
+    </w:tbl>
+    <w:p>
+      <w:pPr>
+        <w:spacing w:before="120" w:after="40"/>
+        <w:jc w:val="center"/>
+      </w:pPr>
+      <w:r>
+        <w:rPr>
+          <w:rFonts w:ascii="Times New Roman" w:hAnsi="Times New Roman" w:cs="Times New Roman" w:eastAsia="Times New Roman"/>
+          <w:color w:val="5B6573"/>
+          <w:sz w:val="21"/>
+        </w:rPr>
+        <w:t>Методы комплементарны: движок выигрывает на смысле (R2), дословный скан — на точных токенах (R3).</w:t>
+      </w:r>
+    </w:p>
+    <w:p>
+      <w:pPr>
+        <w:spacing w:after="40"/>
+      </w:pPr>
+    </w:p>
+    <w:p>
+      <w:pPr>
+        <w:spacing w:before="120" w:after="40"/>
+        <w:jc w:val="left"/>
+      </w:pPr>
+      <w:r>
+        <w:rPr>
+          <w:rFonts w:ascii="Times New Roman" w:hAnsi="Times New Roman" w:cs="Times New Roman" w:eastAsia="Times New Roman"/>
+          <w:b/>
+          <w:color w:val="5B6573"/>
+          <w:sz w:val="21"/>
+        </w:rPr>
+        <w:t>Таблица 7 - Оживление символьного потока (режим R3, точные идентификаторы)</w:t>
+      </w:r>
+    </w:p>
+    <w:tbl>
+      <w:tblPr>
+        <w:tblStyle w:val="TableGrid"/>
+        <w:tblW w:type="auto" w:w="0"/>
+        <w:jc w:val="center"/>
+        <w:tblLook w:firstColumn="1" w:firstRow="1" w:lastColumn="0" w:lastRow="0" w:noHBand="0" w:noVBand="1" w:val="04A0"/>
+      </w:tblPr>
+      <w:tblGrid>
+        <w:gridCol w:w="2268"/>
+        <w:gridCol w:w="2268"/>
+        <w:gridCol w:w="2268"/>
+        <w:gridCol w:w="2268"/>
+      </w:tblGrid>
+      <w:tr>
+        <w:tc>
+          <w:tcPr>
+            <w:tcW w:type="dxa" w:w="2268"/>
+            <w:shd w:val="clear" w:fill="EDEFF2"/>
+          </w:tcPr>
+          <w:p>
+            <w:pPr>
+              <w:spacing w:line="240" w:lineRule="auto" w:after="0"/>
+              <w:jc w:val="left"/>
+            </w:pPr>
+            <w:r/>
+            <w:r>
+              <w:rPr>
+                <w:rFonts w:ascii="Times New Roman" w:hAnsi="Times New Roman" w:cs="Times New Roman" w:eastAsia="Times New Roman"/>
+                <w:b/>
+                <w:sz w:val="21"/>
+              </w:rPr>
+              <w:t>Источник символов индекса</w:t>
+            </w:r>
+          </w:p>
+        </w:tc>
+        <w:tc>
+          <w:tcPr>
+            <w:tcW w:type="dxa" w:w="2268"/>
+            <w:shd w:val="clear" w:fill="EDEFF2"/>
+          </w:tcPr>
+          <w:p>
+            <w:pPr>
+              <w:spacing w:line="240" w:lineRule="auto" w:after="0"/>
+              <w:jc w:val="right"/>
+            </w:pPr>
+            <w:r/>
+            <w:r>
+              <w:rPr>
+                <w:rFonts w:ascii="Times New Roman" w:hAnsi="Times New Roman" w:cs="Times New Roman" w:eastAsia="Times New Roman"/>
+                <w:b/>
+                <w:sz w:val="21"/>
+              </w:rPr>
+              <w:t>док. с символами</w:t>
+            </w:r>
+          </w:p>
+        </w:tc>
+        <w:tc>
+          <w:tcPr>
+            <w:tcW w:type="dxa" w:w="2268"/>
+            <w:shd w:val="clear" w:fill="EDEFF2"/>
+          </w:tcPr>
+          <w:p>
+            <w:pPr>
+              <w:spacing w:line="240" w:lineRule="auto" w:after="0"/>
+              <w:jc w:val="right"/>
+            </w:pPr>
+            <w:r/>
+            <w:r>
+              <w:rPr>
+                <w:rFonts w:ascii="Times New Roman" w:hAnsi="Times New Roman" w:cs="Times New Roman" w:eastAsia="Times New Roman"/>
+                <w:b/>
+                <w:sz w:val="21"/>
+              </w:rPr>
+              <w:t>hybrid recall@5</w:t>
+            </w:r>
+          </w:p>
+        </w:tc>
+        <w:tc>
+          <w:tcPr>
+            <w:tcW w:type="dxa" w:w="2268"/>
+            <w:shd w:val="clear" w:fill="EDEFF2"/>
+          </w:tcPr>
+          <w:p>
+            <w:pPr>
+              <w:spacing w:line="240" w:lineRule="auto" w:after="0"/>
+              <w:jc w:val="right"/>
+            </w:pPr>
+            <w:r/>
+            <w:r>
+              <w:rPr>
+                <w:rFonts w:ascii="Times New Roman" w:hAnsi="Times New Roman" w:cs="Times New Roman" w:eastAsia="Times New Roman"/>
+                <w:b/>
+                <w:sz w:val="21"/>
+              </w:rPr>
+              <w:t>hybrid MRR</w:t>
+            </w:r>
+          </w:p>
+        </w:tc>
+      </w:tr>
+      <w:tr>
+        <w:tc>
+          <w:tcPr>
+            <w:tcW w:type="dxa" w:w="2268"/>
+          </w:tcPr>
+          <w:p>
+            <w:pPr>
+              <w:spacing w:line="240" w:lineRule="auto" w:after="0"/>
+              <w:jc w:val="left"/>
+            </w:pPr>
+            <w:r/>
+            <w:r>
+              <w:rPr>
+                <w:rFonts w:ascii="Times New Roman" w:hAnsi="Times New Roman" w:cs="Times New Roman" w:eastAsia="Times New Roman"/>
+                <w:sz w:val="21"/>
+              </w:rPr>
+              <w:t>только frontmatter (до)</w:t>
+            </w:r>
+          </w:p>
+        </w:tc>
+        <w:tc>
+          <w:tcPr>
+            <w:tcW w:type="dxa" w:w="2268"/>
+          </w:tcPr>
+          <w:p>
+            <w:pPr>
+              <w:spacing w:line="240" w:lineRule="auto" w:after="0"/>
+              <w:jc w:val="right"/>
+            </w:pPr>
+            <w:r/>
+            <w:r>
+              <w:rPr>
+                <w:rFonts w:ascii="Times New Roman" w:hAnsi="Times New Roman" w:cs="Times New Roman" w:eastAsia="Times New Roman"/>
+                <w:sz w:val="21"/>
+              </w:rPr>
+              <w:t>76 / 346</w:t>
+            </w:r>
+          </w:p>
+        </w:tc>
+        <w:tc>
+          <w:tcPr>
+            <w:tcW w:type="dxa" w:w="2268"/>
+          </w:tcPr>
+          <w:p>
+            <w:pPr>
+              <w:spacing w:line="240" w:lineRule="auto" w:after="0"/>
+              <w:jc w:val="right"/>
+            </w:pPr>
+            <w:r/>
+            <w:r>
+              <w:rPr>
+                <w:rFonts w:ascii="Times New Roman" w:hAnsi="Times New Roman" w:cs="Times New Roman" w:eastAsia="Times New Roman"/>
+                <w:sz w:val="21"/>
+              </w:rPr>
+              <w:t>0.286</w:t>
+            </w:r>
+          </w:p>
+        </w:tc>
+        <w:tc>
+          <w:tcPr>
+            <w:tcW w:type="dxa" w:w="2268"/>
+          </w:tcPr>
+          <w:p>
+            <w:pPr>
+              <w:spacing w:line="240" w:lineRule="auto" w:after="0"/>
+              <w:jc w:val="right"/>
+            </w:pPr>
+            <w:r/>
+            <w:r>
+              <w:rPr>
+                <w:rFonts w:ascii="Times New Roman" w:hAnsi="Times New Roman" w:cs="Times New Roman" w:eastAsia="Times New Roman"/>
+                <w:sz w:val="21"/>
+              </w:rPr>
+              <w:t>0.227</w:t>
+            </w:r>
+          </w:p>
+        </w:tc>
+      </w:tr>
+      <w:tr>
+        <w:tc>
+          <w:tcPr>
+            <w:tcW w:type="dxa" w:w="2268"/>
+            <w:shd w:val="clear" w:fill="EEFAF4"/>
+          </w:tcPr>
+          <w:p>
+            <w:pPr>
+              <w:spacing w:line="240" w:lineRule="auto" w:after="0"/>
+              <w:jc w:val="left"/>
+            </w:pPr>
+            <w:r/>
+            <w:r>
+              <w:rPr>
+                <w:rFonts w:ascii="Times New Roman" w:hAnsi="Times New Roman" w:cs="Times New Roman" w:eastAsia="Times New Roman"/>
+                <w:b/>
+                <w:sz w:val="21"/>
+              </w:rPr>
+              <w:t>+ авто-извлечение из контента (после)</w:t>
+            </w:r>
+          </w:p>
+        </w:tc>
+        <w:tc>
+          <w:tcPr>
+            <w:tcW w:type="dxa" w:w="2268"/>
+            <w:shd w:val="clear" w:fill="EEFAF4"/>
+          </w:tcPr>
+          <w:p>
+            <w:pPr>
+              <w:spacing w:line="240" w:lineRule="auto" w:after="0"/>
+              <w:jc w:val="right"/>
+            </w:pPr>
+            <w:r/>
+            <w:r>
+              <w:rPr>
+                <w:rFonts w:ascii="Times New Roman" w:hAnsi="Times New Roman" w:cs="Times New Roman" w:eastAsia="Times New Roman"/>
+                <w:sz w:val="21"/>
+              </w:rPr>
+              <w:t>292 / 346</w:t>
+            </w:r>
+          </w:p>
+        </w:tc>
+        <w:tc>
+          <w:tcPr>
+            <w:tcW w:type="dxa" w:w="2268"/>
+            <w:shd w:val="clear" w:fill="EEFAF4"/>
+          </w:tcPr>
+          <w:p>
+            <w:pPr>
+              <w:spacing w:line="240" w:lineRule="auto" w:after="0"/>
+              <w:jc w:val="right"/>
+            </w:pPr>
+            <w:r/>
+            <w:r>
+              <w:rPr>
+                <w:rFonts w:ascii="Times New Roman" w:hAnsi="Times New Roman" w:cs="Times New Roman" w:eastAsia="Times New Roman"/>
+                <w:sz w:val="21"/>
+              </w:rPr>
+              <w:t>0.576</w:t>
+            </w:r>
+          </w:p>
+        </w:tc>
+        <w:tc>
+          <w:tcPr>
+            <w:tcW w:type="dxa" w:w="2268"/>
+            <w:shd w:val="clear" w:fill="EEFAF4"/>
+          </w:tcPr>
+          <w:p>
+            <w:pPr>
+              <w:spacing w:line="240" w:lineRule="auto" w:after="0"/>
+              <w:jc w:val="right"/>
+            </w:pPr>
+            <w:r/>
+            <w:r>
+              <w:rPr>
+                <w:rFonts w:ascii="Times New Roman" w:hAnsi="Times New Roman" w:cs="Times New Roman" w:eastAsia="Times New Roman"/>
+                <w:sz w:val="21"/>
+              </w:rPr>
+              <w:t>0.567</w:t>
+            </w:r>
+          </w:p>
+        </w:tc>
+      </w:tr>
+    </w:tbl>
+    <w:p>
+      <w:pPr>
+        <w:spacing w:before="120" w:after="40"/>
+        <w:jc w:val="center"/>
+      </w:pPr>
+      <w:r>
+        <w:rPr>
+          <w:rFonts w:ascii="Times New Roman" w:hAnsi="Times New Roman" w:cs="Times New Roman" w:eastAsia="Times New Roman"/>
+          <w:color w:val="5B6573"/>
+          <w:sz w:val="21"/>
+        </w:rPr>
+        <w:t>Авто-извлечение код-идентификаторов удваивает recall@5 на точных идентификаторах (+101%) и MRR (+150%); semantic и lexical не меняются.</w:t>
+      </w:r>
+    </w:p>
+    <w:p>
+      <w:pPr>
+        <w:spacing w:after="40"/>
+      </w:pPr>
+    </w:p>
+    <w:p>
+      <w:pPr>
+        <w:keepNext/>
         <w:spacing w:before="240" w:after="80"/>
         <w:jc w:val="left"/>
       </w:pPr>
@@ -3129,7 +3918,7 @@
         <w:rPr>
           <w:rFonts w:ascii="Times New Roman" w:hAnsi="Times New Roman" w:cs="Times New Roman" w:eastAsia="Times New Roman"/>
         </w:rPr>
-        <w:t>В работе подробно описана слоевая самовалидируемая архитектура базы знаний, а часто декларируемое допущение об эффективности отдельного слоя поиска переведено в измеренный факт: на реальной развёрнутой базе слоевой гибридный поисковый движок существенно превосходит лексический базлайн (recall@5 0.633 против 0.333, MRR 0.718 против 0.435). Продемонстрирован продиктованный измерениями цикл уточнения: две корректировки ранжирования (+12% MRR) и выбор стратегии чанкинга (+7.8% MRR) приняты после подтверждения данными, а оптимизации скорости (восьмикратное ускорение на GPU, батчинг) внедрены после доказанной численной эквивалентности. Архитектура вносит разделение «источник — производное» с провенансом по контент-хешам и общую для машины, разрешаемую через метку модель эмбеддингов, устраняющую дублирование по базам. Ограничения задокументированы и отображены в конкретные направления дальнейших экспериментов. Все результаты воспроизводимы прилагаемой установкой.</w:t>
+        <w:t>В работе подробно описана слоевая самовалидируемая архитектура базы знаний, а часто декларируемое допущение об эффективности отдельного слоя поиска переведено в измеренный факт: на реальной развёрнутой базе слоевой гибридный поисковый движок существенно превосходит лексический базлайн (recall@5 0.633 против 0.333, MRR 0.718 против 0.435). Продемонстрирован продиктованный измерениями цикл уточнения: две корректировки ранжирования (+12% MRR) и выбор стратегии чанкинга (+7.8% MRR) приняты после подтверждения данными, а оптимизации скорости (восьмикратное ускорение на GPU, батчинг) внедрены после доказанной численной эквивалентности. Стресс-тест на трёх режимах расширил оценку и вскрыл молчаливый отказ — символьный поток, оставшийся пустым из-за символов только из frontmatter, — исправление которого (авто-извлечение код-идентификаторов из содержимого) удвоило поиск по точному идентификатору (recall@5 гибрида 0.286 -&gt; 0.576, MRR 0.227 -&gt; 0.567) без регресса других режимов. Архитектура вносит разделение «источник — производное» с провенансом по контент-хешам и общую для машины, разрешаемую через метку модель эмбеддингов, устраняющую дублирование по базам. Ограничения задокументированы и отображены в конкретные направления дальнейших экспериментов. Все результаты воспроизводимы прилагаемой установкой.</w:t>
       </w:r>
     </w:p>
     <w:p>
